--- a/outputs/planning/miraiSceneProposal.docx
+++ b/outputs/planning/miraiSceneProposal.docx
@@ -15,7 +15,7 @@
         <w:pStyle w:val="Subtitle"/>
       </w:pPr>
       <w:r>
-        <w:t>ミライシーン  |  2026年10月6日</w:t>
+        <w:t>ミライシーン  |  2026年10月16日</w:t>
       </w:r>
     </w:p>
     <w:p>
@@ -46,7 +46,7 @@
     </w:p>
     <w:p>
       <w:r>
-        <w:t>将来の目標が決まっていなくても、具体的な仕事の場面を入口に「少し気になる」を見つけられるようにします。選択と解説、振り返りを通じて仕事への理解を深め、関連する探究教材や分野を指定した学校検索へ自然に進める状態を目指します。</w:t>
+        <w:t>将来の目標が決まっていなくても、具体的な仕事の場面を入口に「少し気になる」を見つけられるようにします。選択と解説、振り返りを通じて仕事への理解を深め、関連する学びの教材や分野を指定した学校検索へ自然に進める状態を目指します。</w:t>
       </w:r>
     </w:p>
     <w:p>
@@ -83,6 +83,11 @@
     <w:p>
       <w:r>
         <w:t>最初から詳しい希望条件や自由記述を求めず、短い場面と選択肢から考え始められる設計で、この負担を小さくします。</w:t>
+      </w:r>
+    </w:p>
+    <w:p>
+      <w:r>
+        <w:t>体験選びに迷ったときは、保護者や身近な大人の仕事に近い体験を探す方法も紹介します。「実際にも、こういうことをするの？」という会話から、仕事の理解を深めるきっかけにします。利用は本人だけでも進められます。</w:t>
       </w:r>
     </w:p>
     <w:p>
@@ -578,7 +583,7 @@
                 <w:b w:val="0"/>
                 <w:sz w:val="18"/>
               </w:rPr>
-              <w:t>学校検索・探究教材・別の体験へ進む</w:t>
+              <w:t>学校検索・学びの教材・別の体験へ進む</w:t>
             </w:r>
           </w:p>
         </w:tc>
@@ -1012,44 +1017,11 @@
     </w:p>
     <w:p>
       <w:r>
-        <w:t>基本動線は、TOPで体験を選ぶ → 3シーンを体験する → 感想を振り返る → 学び・学校・探究を調べる、です。aboutにはサービスの考え方と参考情報の方針をまとめます。下図は情報の順序を示す構成イメージです。</w:t>
+        <w:t>基本動線は、TOPで体験を選ぶ → 3シーンを体験する → 感想を振り返る → 学び・学校・探究を調べる、です。Aboutでは体験の探し方、選択と解説、振り返り、学びや学校への進み方を案内します。下図は情報の順序を示す構成イメージです。</w:t>
       </w:r>
     </w:p>
     <w:p>
-      <w:r>
-        <w:drawing>
-          <wp:inline xmlns:a="http://schemas.openxmlformats.org/drawingml/2006/main" xmlns:pic="http://schemas.openxmlformats.org/drawingml/2006/picture">
-            <wp:extent cx="6120000" cy="4406400"/>
-            <wp:docPr id="1" name="Picture 1" descr="TOP、体験画面、体験完了画面の情報構成図。体験から学び・学校・探究へ進む流れを示す。"/>
-            <wp:cNvGraphicFramePr>
-              <a:graphicFrameLocks noChangeAspect="1"/>
-            </wp:cNvGraphicFramePr>
-            <a:graphic>
-              <a:graphicData uri="http://schemas.openxmlformats.org/drawingml/2006/picture">
-                <pic:pic>
-                  <pic:nvPicPr>
-                    <pic:cNvPr id="0" name="screenStructure.png"/>
-                    <pic:cNvPicPr/>
-                  </pic:nvPicPr>
-                  <pic:blipFill>
-                    <a:blip r:embed="rId10"/>
-                    <a:stretch>
-                      <a:fillRect/>
-                    </a:stretch>
-                  </pic:blipFill>
-                  <pic:spPr>
-                    <a:xfrm>
-                      <a:off x="0" y="0"/>
-                      <a:ext cx="6120000" cy="4406400"/>
-                    </a:xfrm>
-                    <a:prstGeom prst="rect"/>
-                  </pic:spPr>
-                </pic:pic>
-              </a:graphicData>
-            </a:graphic>
-          </wp:inline>
-        </w:drawing>
-      </w:r>
+      <w:r/>
     </w:p>
     <w:p>
       <w:r>
@@ -1066,12 +1038,12 @@
     </w:p>
     <w:p>
       <w:r>
-        <w:t>ミライシーンから関連する探究教材と、分野パラメータを付けた学校検索へ進む導線は実装済みです。探究側へ戻りリンクを設置するためのデータも用意しています。進路ナビ本番への配置と、探究側のリンク設置は導入先で行います。オープンキャンパスへもつながる全体動線は今後の検討対象です。</w:t>
+        <w:t>ミライシーンから関連する学びの教材と、分野パラメータを付けた学校検索へ進む導線は実装済みです。教材側へ戻りリンクを設置するためのデータも用意しています。進路ナビ本番への配置と、教材側のリンク設置は導入先で行います。オープンキャンパスへもつながる全体動線は今後の検討対象です。</w:t>
       </w:r>
     </w:p>
     <w:p>
       <w:r>
-        <w:t>学校の進路指導では診断・探究・ガイダンスと組み合わせられますが、利用順序を固定せず、どの入口からでも体験できる構成にします。</w:t>
+        <w:t>学校の進路指導では診断・分野学習・ガイダンスと組み合わせられますが、利用順序を固定せず、どの入口からでも体験できる構成にします。</w:t>
       </w:r>
     </w:p>
     <w:sectPr>
